--- a/LAB_1/LAB1.docx
+++ b/LAB_1/LAB1.docx
@@ -5533,6 +5533,7 @@
           <w:rFonts w:ascii="Menlo" w:hAnsi="Menlo" w:cs="Menlo"/>
           <w:color w:val="202020"/>
           <w:sz w:val="20"/>
+          <w:lang w:val="ru-RU"/>
         </w:rPr>
       </w:pPr>
       <w:r>
@@ -5556,6 +5557,7 @@
           <w:rFonts w:ascii="Menlo" w:hAnsi="Menlo" w:cs="Menlo"/>
           <w:color w:val="202020"/>
           <w:sz w:val="20"/>
+          <w:lang w:val="ru-RU"/>
         </w:rPr>
         <w:t xml:space="preserve"> </w:t>
       </w:r>
@@ -5572,13 +5574,15 @@
           <w:rFonts w:ascii="Menlo" w:hAnsi="Menlo" w:cs="Menlo"/>
           <w:color w:val="202020"/>
           <w:sz w:val="20"/>
-        </w:rPr>
-        <w:t xml:space="preserve"> </w:t>
-      </w:r>
-      <w:r>
-        <w:rPr>
-          <w:rFonts w:ascii="Menlo" w:hAnsi="Menlo" w:cs="Menlo"/>
-          <w:sz w:val="20"/>
+          <w:lang w:val="ru-RU"/>
+        </w:rPr>
+        <w:t xml:space="preserve"> </w:t>
+      </w:r>
+      <w:r>
+        <w:rPr>
+          <w:rFonts w:ascii="Menlo" w:hAnsi="Menlo" w:cs="Menlo"/>
+          <w:sz w:val="20"/>
+          <w:lang w:val="ru-RU"/>
         </w:rPr>
         <w:t>=</w:t>
       </w:r>
@@ -5587,6 +5591,7 @@
           <w:rFonts w:ascii="Menlo" w:hAnsi="Menlo" w:cs="Menlo"/>
           <w:color w:val="202020"/>
           <w:sz w:val="20"/>
+          <w:lang w:val="ru-RU"/>
         </w:rPr>
         <w:t xml:space="preserve"> </w:t>
       </w:r>
@@ -5604,6 +5609,7 @@
           <w:rFonts w:ascii="Menlo" w:hAnsi="Menlo" w:cs="Menlo"/>
           <w:color w:val="202020"/>
           <w:sz w:val="20"/>
+          <w:lang w:val="ru-RU"/>
         </w:rPr>
         <w:t>[</w:t>
       </w:r>
@@ -5621,13 +5627,15 @@
           <w:rFonts w:ascii="Menlo" w:hAnsi="Menlo" w:cs="Menlo"/>
           <w:color w:val="202020"/>
           <w:sz w:val="20"/>
-        </w:rPr>
-        <w:t xml:space="preserve"> </w:t>
-      </w:r>
-      <w:r>
-        <w:rPr>
-          <w:rFonts w:ascii="Menlo" w:hAnsi="Menlo" w:cs="Menlo"/>
-          <w:sz w:val="20"/>
+          <w:lang w:val="ru-RU"/>
+        </w:rPr>
+        <w:t xml:space="preserve"> </w:t>
+      </w:r>
+      <w:r>
+        <w:rPr>
+          <w:rFonts w:ascii="Menlo" w:hAnsi="Menlo" w:cs="Menlo"/>
+          <w:sz w:val="20"/>
+          <w:lang w:val="ru-RU"/>
         </w:rPr>
         <w:t>+</w:t>
       </w:r>
@@ -5636,6 +5644,7 @@
           <w:rFonts w:ascii="Menlo" w:hAnsi="Menlo" w:cs="Menlo"/>
           <w:color w:val="202020"/>
           <w:sz w:val="20"/>
+          <w:lang w:val="ru-RU"/>
         </w:rPr>
         <w:t xml:space="preserve"> (</w:t>
       </w:r>
@@ -5652,13 +5661,15 @@
           <w:rFonts w:ascii="Menlo" w:hAnsi="Menlo" w:cs="Menlo"/>
           <w:color w:val="202020"/>
           <w:sz w:val="20"/>
-        </w:rPr>
-        <w:t xml:space="preserve"> </w:t>
-      </w:r>
-      <w:r>
-        <w:rPr>
-          <w:rFonts w:ascii="Menlo" w:hAnsi="Menlo" w:cs="Menlo"/>
-          <w:sz w:val="20"/>
+          <w:lang w:val="ru-RU"/>
+        </w:rPr>
+        <w:t xml:space="preserve"> </w:t>
+      </w:r>
+      <w:r>
+        <w:rPr>
+          <w:rFonts w:ascii="Menlo" w:hAnsi="Menlo" w:cs="Menlo"/>
+          <w:sz w:val="20"/>
+          <w:lang w:val="ru-RU"/>
         </w:rPr>
         <w:t>-</w:t>
       </w:r>
@@ -5667,6 +5678,7 @@
           <w:rFonts w:ascii="Menlo" w:hAnsi="Menlo" w:cs="Menlo"/>
           <w:color w:val="202020"/>
           <w:sz w:val="20"/>
+          <w:lang w:val="ru-RU"/>
         </w:rPr>
         <w:t xml:space="preserve"> </w:t>
       </w:r>
@@ -5683,6 +5695,7 @@
           <w:rFonts w:ascii="Menlo" w:hAnsi="Menlo" w:cs="Menlo"/>
           <w:color w:val="202020"/>
           <w:sz w:val="20"/>
+          <w:lang w:val="ru-RU"/>
         </w:rPr>
         <w:t xml:space="preserve">) </w:t>
       </w:r>
@@ -5690,6 +5703,7 @@
         <w:rPr>
           <w:rFonts w:ascii="Menlo" w:hAnsi="Menlo" w:cs="Menlo"/>
           <w:sz w:val="20"/>
+          <w:lang w:val="ru-RU"/>
         </w:rPr>
         <w:t>/</w:t>
       </w:r>
@@ -5698,6 +5712,7 @@
           <w:rFonts w:ascii="Menlo" w:hAnsi="Menlo" w:cs="Menlo"/>
           <w:color w:val="202020"/>
           <w:sz w:val="20"/>
+          <w:lang w:val="ru-RU"/>
         </w:rPr>
         <w:t xml:space="preserve"> </w:t>
       </w:r>
@@ -5706,6 +5721,7 @@
           <w:rFonts w:ascii="Menlo" w:hAnsi="Menlo" w:cs="Menlo"/>
           <w:color w:val="098658"/>
           <w:sz w:val="20"/>
+          <w:lang w:val="ru-RU"/>
         </w:rPr>
         <w:t>2</w:t>
       </w:r>
@@ -5714,6 +5730,7 @@
           <w:rFonts w:ascii="Menlo" w:hAnsi="Menlo" w:cs="Menlo"/>
           <w:color w:val="202020"/>
           <w:sz w:val="20"/>
+          <w:lang w:val="ru-RU"/>
         </w:rPr>
         <w:t>];</w:t>
       </w:r>
@@ -5722,55 +5739,10 @@
           <w:rFonts w:ascii="Menlo" w:hAnsi="Menlo" w:cs="Menlo"/>
           <w:color w:val="6E7781"/>
           <w:sz w:val="20"/>
-        </w:rPr>
-        <w:t xml:space="preserve"> // </w:t>
-      </w:r>
-      <w:proofErr w:type="spellStart"/>
-      <w:r>
-        <w:rPr>
-          <w:rFonts w:ascii="Menlo" w:hAnsi="Menlo" w:cs="Menlo"/>
-          <w:color w:val="6E7781"/>
-          <w:sz w:val="20"/>
-        </w:rPr>
-        <w:t>опорный</w:t>
-      </w:r>
-      <w:proofErr w:type="spellEnd"/>
-      <w:r>
-        <w:rPr>
-          <w:rFonts w:ascii="Menlo" w:hAnsi="Menlo" w:cs="Menlo"/>
-          <w:color w:val="6E7781"/>
-          <w:sz w:val="20"/>
-        </w:rPr>
-        <w:t xml:space="preserve"> — </w:t>
-      </w:r>
-      <w:proofErr w:type="spellStart"/>
-      <w:r>
-        <w:rPr>
-          <w:rFonts w:ascii="Menlo" w:hAnsi="Menlo" w:cs="Menlo"/>
-          <w:color w:val="6E7781"/>
-          <w:sz w:val="20"/>
-        </w:rPr>
-        <w:t>средний</w:t>
-      </w:r>
-      <w:proofErr w:type="spellEnd"/>
-      <w:r>
-        <w:rPr>
-          <w:rFonts w:ascii="Menlo" w:hAnsi="Menlo" w:cs="Menlo"/>
-          <w:color w:val="6E7781"/>
-          <w:sz w:val="20"/>
-        </w:rPr>
-        <w:t xml:space="preserve"> </w:t>
-      </w:r>
-      <w:proofErr w:type="spellStart"/>
-      <w:r>
-        <w:rPr>
-          <w:rFonts w:ascii="Menlo" w:hAnsi="Menlo" w:cs="Menlo"/>
-          <w:color w:val="6E7781"/>
-          <w:sz w:val="20"/>
-        </w:rPr>
-        <w:t>элемент</w:t>
-      </w:r>
-      <w:proofErr w:type="spellEnd"/>
+          <w:lang w:val="ru-RU"/>
+        </w:rPr>
+        <w:t xml:space="preserve"> // опорный — средний элемент</w:t>
+      </w:r>
     </w:p>
     <w:p>
       <w:pPr>
@@ -5787,6 +5759,7 @@
           <w:rFonts w:ascii="Menlo" w:hAnsi="Menlo" w:cs="Menlo"/>
           <w:color w:val="202020"/>
           <w:sz w:val="20"/>
+          <w:lang w:val="ru-RU"/>
         </w:rPr>
         <w:t xml:space="preserve">    </w:t>
       </w:r>
@@ -6730,13 +6703,15 @@
           <w:rFonts w:ascii="Menlo" w:hAnsi="Menlo" w:cs="Menlo"/>
           <w:color w:val="202020"/>
           <w:sz w:val="20"/>
-        </w:rPr>
-      </w:pPr>
-      <w:r>
-        <w:rPr>
-          <w:rFonts w:ascii="Menlo" w:hAnsi="Menlo" w:cs="Menlo"/>
-          <w:color w:val="202020"/>
-          <w:sz w:val="20"/>
+          <w:lang w:val="ru-RU"/>
+        </w:rPr>
+      </w:pPr>
+      <w:r>
+        <w:rPr>
+          <w:rFonts w:ascii="Menlo" w:hAnsi="Menlo" w:cs="Menlo"/>
+          <w:color w:val="202020"/>
+          <w:sz w:val="20"/>
+          <w:lang w:val="ru-RU"/>
         </w:rPr>
         <w:t>}</w:t>
       </w:r>
@@ -6749,6 +6724,7 @@
           <w:rFonts w:ascii="Menlo" w:hAnsi="Menlo" w:cs="Menlo"/>
           <w:color w:val="202020"/>
           <w:sz w:val="20"/>
+          <w:lang w:val="ru-RU"/>
         </w:rPr>
       </w:pPr>
     </w:p>
@@ -6760,6 +6736,7 @@
           <w:rFonts w:ascii="Menlo" w:hAnsi="Menlo" w:cs="Menlo"/>
           <w:color w:val="202020"/>
           <w:sz w:val="20"/>
+          <w:lang w:val="ru-RU"/>
         </w:rPr>
       </w:pPr>
       <w:r>
@@ -6767,44 +6744,43 @@
           <w:rFonts w:ascii="Menlo" w:hAnsi="Menlo" w:cs="Menlo"/>
           <w:color w:val="6E7781"/>
           <w:sz w:val="20"/>
-        </w:rPr>
-        <w:t xml:space="preserve">/* 15. </w:t>
-      </w:r>
-      <w:proofErr w:type="spellStart"/>
+          <w:lang w:val="ru-RU"/>
+        </w:rPr>
+        <w:t>/* 15. Быстрая сортировка (</w:t>
+      </w:r>
       <w:r>
         <w:rPr>
           <w:rFonts w:ascii="Menlo" w:hAnsi="Menlo" w:cs="Menlo"/>
           <w:color w:val="6E7781"/>
           <w:sz w:val="20"/>
         </w:rPr>
-        <w:t>Быстрая</w:t>
-      </w:r>
-      <w:proofErr w:type="spellEnd"/>
+        <w:t>quick</w:t>
+      </w:r>
       <w:r>
         <w:rPr>
           <w:rFonts w:ascii="Menlo" w:hAnsi="Menlo" w:cs="Menlo"/>
           <w:color w:val="6E7781"/>
           <w:sz w:val="20"/>
-        </w:rPr>
-        <w:t xml:space="preserve"> </w:t>
-      </w:r>
-      <w:proofErr w:type="spellStart"/>
+          <w:lang w:val="ru-RU"/>
+        </w:rPr>
+        <w:t xml:space="preserve"> </w:t>
+      </w:r>
       <w:r>
         <w:rPr>
           <w:rFonts w:ascii="Menlo" w:hAnsi="Menlo" w:cs="Menlo"/>
           <w:color w:val="6E7781"/>
           <w:sz w:val="20"/>
         </w:rPr>
-        <w:t>сортировка</w:t>
-      </w:r>
-      <w:proofErr w:type="spellEnd"/>
+        <w:t>sort</w:t>
+      </w:r>
       <w:r>
         <w:rPr>
           <w:rFonts w:ascii="Menlo" w:hAnsi="Menlo" w:cs="Menlo"/>
           <w:color w:val="6E7781"/>
           <w:sz w:val="20"/>
-        </w:rPr>
-        <w:t xml:space="preserve"> (quick sort)</w:t>
+          <w:lang w:val="ru-RU"/>
+        </w:rPr>
+        <w:t>)</w:t>
       </w:r>
     </w:p>
     <w:p>
@@ -6823,6 +6799,7 @@
           <w:rFonts w:ascii="Menlo" w:hAnsi="Menlo" w:cs="Menlo"/>
           <w:color w:val="6E7781"/>
           <w:sz w:val="20"/>
+          <w:lang w:val="ru-RU"/>
         </w:rPr>
         <w:t xml:space="preserve"> </w:t>
       </w:r>
